--- a/PROBLEM SOLUTION.docx
+++ b/PROBLEM SOLUTION.docx
@@ -1474,6 +1474,975 @@
     <w:p>
       <w:r>
         <w:t>The proposed solution addresses the need for secure institution record management in ServiceNow. Script-controlled ACLs provide a structured way to manage user permissions and protect records from unauthorized access or modification.</w:t>
+      </w:r>
+    </w:p>
+    <w:p/>
+    <w:p/>
+    <w:p/>
+    <w:p>
+      <w:pPr>
+        <w:rPr>
+          <w:b/>
+          <w:bCs/>
+        </w:rPr>
+      </w:pPr>
+      <w:r>
+        <w:rPr>
+          <w:b/>
+          <w:bCs/>
+        </w:rPr>
+        <w:lastRenderedPageBreak/>
+        <w:t>Project Design Phase – Proposed Solution Template</w:t>
+      </w:r>
+    </w:p>
+    <w:p>
+      <w:r>
+        <w:rPr>
+          <w:b/>
+          <w:bCs/>
+        </w:rPr>
+        <w:t>Date:</w:t>
+      </w:r>
+      <w:r>
+        <w:t xml:space="preserve"> 15 February 2025</w:t>
+      </w:r>
+      <w:r>
+        <w:br/>
+      </w:r>
+      <w:r>
+        <w:rPr>
+          <w:b/>
+          <w:bCs/>
+        </w:rPr>
+        <w:t>Team ID:</w:t>
+      </w:r>
+      <w:r>
+        <w:t xml:space="preserve"> </w:t>
+      </w:r>
+      <w:r>
+        <w:t>SWTID-2026-2896</w:t>
+      </w:r>
+      <w:r>
+        <w:br/>
+      </w:r>
+      <w:r>
+        <w:rPr>
+          <w:b/>
+          <w:bCs/>
+        </w:rPr>
+        <w:t>Project Name:</w:t>
+      </w:r>
+      <w:r>
+        <w:t xml:space="preserve"> Script-Controlled ACL – Restrict Record Access Based on Field Value</w:t>
+      </w:r>
+    </w:p>
+    <w:tbl>
+      <w:tblPr>
+        <w:tblW w:w="0" w:type="auto"/>
+        <w:tblCellSpacing w:w="15" w:type="dxa"/>
+        <w:tblCellMar>
+          <w:top w:w="15" w:type="dxa"/>
+          <w:left w:w="15" w:type="dxa"/>
+          <w:bottom w:w="15" w:type="dxa"/>
+          <w:right w:w="15" w:type="dxa"/>
+        </w:tblCellMar>
+        <w:tblLook w:val="04A0" w:firstRow="1" w:lastRow="0" w:firstColumn="1" w:lastColumn="0" w:noHBand="0" w:noVBand="1"/>
+      </w:tblPr>
+      <w:tblGrid>
+        <w:gridCol w:w="604"/>
+        <w:gridCol w:w="1810"/>
+        <w:gridCol w:w="6612"/>
+      </w:tblGrid>
+      <w:tr>
+        <w:trPr>
+          <w:tblHeader/>
+          <w:tblCellSpacing w:w="15" w:type="dxa"/>
+        </w:trPr>
+        <w:tc>
+          <w:tcPr>
+            <w:tcW w:w="0" w:type="auto"/>
+            <w:vAlign w:val="center"/>
+            <w:hideMark/>
+          </w:tcPr>
+          <w:p>
+            <w:pPr>
+              <w:rPr>
+                <w:b/>
+                <w:bCs/>
+              </w:rPr>
+            </w:pPr>
+            <w:proofErr w:type="spellStart"/>
+            <w:r>
+              <w:rPr>
+                <w:b/>
+                <w:bCs/>
+              </w:rPr>
+              <w:t>S.No</w:t>
+            </w:r>
+            <w:proofErr w:type="spellEnd"/>
+            <w:r>
+              <w:rPr>
+                <w:b/>
+                <w:bCs/>
+              </w:rPr>
+              <w:t>.</w:t>
+            </w:r>
+          </w:p>
+        </w:tc>
+        <w:tc>
+          <w:tcPr>
+            <w:tcW w:w="0" w:type="auto"/>
+            <w:vAlign w:val="center"/>
+            <w:hideMark/>
+          </w:tcPr>
+          <w:p>
+            <w:pPr>
+              <w:rPr>
+                <w:b/>
+                <w:bCs/>
+              </w:rPr>
+            </w:pPr>
+            <w:r>
+              <w:rPr>
+                <w:b/>
+                <w:bCs/>
+              </w:rPr>
+              <w:t>Parameter</w:t>
+            </w:r>
+          </w:p>
+        </w:tc>
+        <w:tc>
+          <w:tcPr>
+            <w:tcW w:w="0" w:type="auto"/>
+            <w:vAlign w:val="center"/>
+            <w:hideMark/>
+          </w:tcPr>
+          <w:p>
+            <w:pPr>
+              <w:rPr>
+                <w:b/>
+                <w:bCs/>
+              </w:rPr>
+            </w:pPr>
+            <w:r>
+              <w:rPr>
+                <w:b/>
+                <w:bCs/>
+              </w:rPr>
+              <w:t>Description</w:t>
+            </w:r>
+          </w:p>
+        </w:tc>
+      </w:tr>
+      <w:tr>
+        <w:trPr>
+          <w:tblCellSpacing w:w="15" w:type="dxa"/>
+        </w:trPr>
+        <w:tc>
+          <w:tcPr>
+            <w:tcW w:w="0" w:type="auto"/>
+            <w:vAlign w:val="center"/>
+            <w:hideMark/>
+          </w:tcPr>
+          <w:p>
+            <w:r>
+              <w:t>1</w:t>
+            </w:r>
+          </w:p>
+        </w:tc>
+        <w:tc>
+          <w:tcPr>
+            <w:tcW w:w="0" w:type="auto"/>
+            <w:vAlign w:val="center"/>
+            <w:hideMark/>
+          </w:tcPr>
+          <w:p>
+            <w:r>
+              <w:rPr>
+                <w:b/>
+                <w:bCs/>
+              </w:rPr>
+              <w:t>Problem Statement (Problem to be solved)</w:t>
+            </w:r>
+          </w:p>
+        </w:tc>
+        <w:tc>
+          <w:tcPr>
+            <w:tcW w:w="0" w:type="auto"/>
+            <w:vAlign w:val="center"/>
+            <w:hideMark/>
+          </w:tcPr>
+          <w:p>
+            <w:r>
+              <w:t>Unauthorized users may access, create, modify, or delete institution records in ServiceNow. Branch-based access restrictions are needed to protect student and faculty information.</w:t>
+            </w:r>
+          </w:p>
+        </w:tc>
+      </w:tr>
+      <w:tr>
+        <w:trPr>
+          <w:tblCellSpacing w:w="15" w:type="dxa"/>
+        </w:trPr>
+        <w:tc>
+          <w:tcPr>
+            <w:tcW w:w="0" w:type="auto"/>
+            <w:vAlign w:val="center"/>
+            <w:hideMark/>
+          </w:tcPr>
+          <w:p>
+            <w:r>
+              <w:t>2</w:t>
+            </w:r>
+          </w:p>
+        </w:tc>
+        <w:tc>
+          <w:tcPr>
+            <w:tcW w:w="0" w:type="auto"/>
+            <w:vAlign w:val="center"/>
+            <w:hideMark/>
+          </w:tcPr>
+          <w:p>
+            <w:r>
+              <w:rPr>
+                <w:b/>
+                <w:bCs/>
+              </w:rPr>
+              <w:t>Idea / Solution Description</w:t>
+            </w:r>
+          </w:p>
+        </w:tc>
+        <w:tc>
+          <w:tcPr>
+            <w:tcW w:w="0" w:type="auto"/>
+            <w:vAlign w:val="center"/>
+            <w:hideMark/>
+          </w:tcPr>
+          <w:p>
+            <w:r>
+              <w:t xml:space="preserve">Implement script-controlled Access Control Lists (ACLs) on the custom table </w:t>
+            </w:r>
+            <w:proofErr w:type="spellStart"/>
+            <w:r>
+              <w:t>u_institution_details</w:t>
+            </w:r>
+            <w:proofErr w:type="spellEnd"/>
+            <w:r>
+              <w:t>. Assign bb1 for Read, bb2 for Create, bb3 for Write, and bb4 for Delete permissions. Restrict Read access based on the EEE branch and allow administrators full access.</w:t>
+            </w:r>
+          </w:p>
+        </w:tc>
+      </w:tr>
+      <w:tr>
+        <w:trPr>
+          <w:tblCellSpacing w:w="15" w:type="dxa"/>
+        </w:trPr>
+        <w:tc>
+          <w:tcPr>
+            <w:tcW w:w="0" w:type="auto"/>
+            <w:vAlign w:val="center"/>
+            <w:hideMark/>
+          </w:tcPr>
+          <w:p>
+            <w:r>
+              <w:t>3</w:t>
+            </w:r>
+          </w:p>
+        </w:tc>
+        <w:tc>
+          <w:tcPr>
+            <w:tcW w:w="0" w:type="auto"/>
+            <w:vAlign w:val="center"/>
+            <w:hideMark/>
+          </w:tcPr>
+          <w:p>
+            <w:r>
+              <w:rPr>
+                <w:b/>
+                <w:bCs/>
+              </w:rPr>
+              <w:t>Novelty / Uniqueness</w:t>
+            </w:r>
+          </w:p>
+        </w:tc>
+        <w:tc>
+          <w:tcPr>
+            <w:tcW w:w="0" w:type="auto"/>
+            <w:vAlign w:val="center"/>
+            <w:hideMark/>
+          </w:tcPr>
+          <w:p>
+            <w:r>
+              <w:t>Combines role-based permissions with field-based branch restrictions using ServiceNow ACL scripts. Each CRUD operation has a separate access rule, providing more precise record access control.</w:t>
+            </w:r>
+          </w:p>
+        </w:tc>
+      </w:tr>
+      <w:tr>
+        <w:trPr>
+          <w:tblCellSpacing w:w="15" w:type="dxa"/>
+        </w:trPr>
+        <w:tc>
+          <w:tcPr>
+            <w:tcW w:w="0" w:type="auto"/>
+            <w:vAlign w:val="center"/>
+            <w:hideMark/>
+          </w:tcPr>
+          <w:p>
+            <w:r>
+              <w:t>4</w:t>
+            </w:r>
+          </w:p>
+        </w:tc>
+        <w:tc>
+          <w:tcPr>
+            <w:tcW w:w="0" w:type="auto"/>
+            <w:vAlign w:val="center"/>
+            <w:hideMark/>
+          </w:tcPr>
+          <w:p>
+            <w:r>
+              <w:rPr>
+                <w:b/>
+                <w:bCs/>
+              </w:rPr>
+              <w:t>Social Impact / Customer Satisfaction</w:t>
+            </w:r>
+          </w:p>
+        </w:tc>
+        <w:tc>
+          <w:tcPr>
+            <w:tcW w:w="0" w:type="auto"/>
+            <w:vAlign w:val="center"/>
+            <w:hideMark/>
+          </w:tcPr>
+          <w:p>
+            <w:r>
+              <w:t>Improves student data privacy, reduces unauthorized access, increases user trust, and helps administrators manage permissions securely.</w:t>
+            </w:r>
+          </w:p>
+        </w:tc>
+      </w:tr>
+      <w:tr>
+        <w:trPr>
+          <w:tblCellSpacing w:w="15" w:type="dxa"/>
+        </w:trPr>
+        <w:tc>
+          <w:tcPr>
+            <w:tcW w:w="0" w:type="auto"/>
+            <w:vAlign w:val="center"/>
+            <w:hideMark/>
+          </w:tcPr>
+          <w:p>
+            <w:r>
+              <w:t>5</w:t>
+            </w:r>
+          </w:p>
+        </w:tc>
+        <w:tc>
+          <w:tcPr>
+            <w:tcW w:w="0" w:type="auto"/>
+            <w:vAlign w:val="center"/>
+            <w:hideMark/>
+          </w:tcPr>
+          <w:p>
+            <w:r>
+              <w:rPr>
+                <w:b/>
+                <w:bCs/>
+              </w:rPr>
+              <w:t>Business Model (Revenue Model)</w:t>
+            </w:r>
+          </w:p>
+        </w:tc>
+        <w:tc>
+          <w:tcPr>
+            <w:tcW w:w="0" w:type="auto"/>
+            <w:vAlign w:val="center"/>
+            <w:hideMark/>
+          </w:tcPr>
+          <w:p>
+            <w:r>
+              <w:t>Can be used as a security solution for educational institutions and organizations using ServiceNow. Potential value comes from implementation, customization, maintenance, and security consulting services.</w:t>
+            </w:r>
+          </w:p>
+        </w:tc>
+      </w:tr>
+      <w:tr>
+        <w:trPr>
+          <w:tblCellSpacing w:w="15" w:type="dxa"/>
+        </w:trPr>
+        <w:tc>
+          <w:tcPr>
+            <w:tcW w:w="0" w:type="auto"/>
+            <w:vAlign w:val="center"/>
+            <w:hideMark/>
+          </w:tcPr>
+          <w:p>
+            <w:r>
+              <w:t>6</w:t>
+            </w:r>
+          </w:p>
+        </w:tc>
+        <w:tc>
+          <w:tcPr>
+            <w:tcW w:w="0" w:type="auto"/>
+            <w:vAlign w:val="center"/>
+            <w:hideMark/>
+          </w:tcPr>
+          <w:p>
+            <w:r>
+              <w:rPr>
+                <w:b/>
+                <w:bCs/>
+              </w:rPr>
+              <w:t>Scalability of the Solution</w:t>
+            </w:r>
+          </w:p>
+        </w:tc>
+        <w:tc>
+          <w:tcPr>
+            <w:tcW w:w="0" w:type="auto"/>
+            <w:vAlign w:val="center"/>
+            <w:hideMark/>
+          </w:tcPr>
+          <w:p>
+            <w:r>
+              <w:t>The solution can be extended to additional branches, departments, custom tables, and user roles by configuring suitable ACL rules and testing the permissions</w:t>
+            </w:r>
+          </w:p>
+        </w:tc>
+      </w:tr>
+    </w:tbl>
+    <w:p/>
+    <w:p/>
+    <w:p/>
+    <w:p/>
+    <w:p/>
+    <w:p>
+      <w:r>
+        <w:rPr>
+          <w:b/>
+          <w:bCs/>
+        </w:rPr>
+        <w:lastRenderedPageBreak/>
+        <w:t>Project Design Phase – Solution Architecture</w:t>
+      </w:r>
+    </w:p>
+    <w:p>
+      <w:r>
+        <w:rPr>
+          <w:b/>
+          <w:bCs/>
+        </w:rPr>
+        <w:t>Date:</w:t>
+      </w:r>
+      <w:r>
+        <w:t xml:space="preserve"> 15 February 2025</w:t>
+      </w:r>
+      <w:r>
+        <w:br/>
+      </w:r>
+      <w:r>
+        <w:rPr>
+          <w:b/>
+          <w:bCs/>
+        </w:rPr>
+        <w:t>Team ID:</w:t>
+      </w:r>
+      <w:r>
+        <w:t xml:space="preserve"> </w:t>
+      </w:r>
+      <w:r>
+        <w:t>SWTID-2026-2896</w:t>
+      </w:r>
+      <w:r>
+        <w:br/>
+      </w:r>
+      <w:r>
+        <w:rPr>
+          <w:b/>
+          <w:bCs/>
+        </w:rPr>
+        <w:t>Project Name:</w:t>
+      </w:r>
+      <w:r>
+        <w:t xml:space="preserve"> Script-Controlled ACL – Restrict Record Access Based on Field Value</w:t>
+      </w:r>
+    </w:p>
+    <w:p/>
+    <w:p>
+      <w:r>
+        <w:t>2. Solution Architecture Diagram</w:t>
+      </w:r>
+    </w:p>
+    <w:p>
+      <w:r>
+        <w:rPr>
+          <w:noProof/>
+        </w:rPr>
+        <w:drawing>
+          <wp:inline distT="0" distB="0" distL="0" distR="0" wp14:anchorId="680608F9" wp14:editId="31F065C1">
+            <wp:extent cx="5731510" cy="3671570"/>
+            <wp:effectExtent l="0" t="0" r="2540" b="5080"/>
+            <wp:docPr id="1667481637" name="Picture 1"/>
+            <wp:cNvGraphicFramePr>
+              <a:graphicFrameLocks xmlns:a="http://schemas.openxmlformats.org/drawingml/2006/main" noChangeAspect="1"/>
+            </wp:cNvGraphicFramePr>
+            <a:graphic xmlns:a="http://schemas.openxmlformats.org/drawingml/2006/main">
+              <a:graphicData uri="http://schemas.openxmlformats.org/drawingml/2006/picture">
+                <pic:pic xmlns:pic="http://schemas.openxmlformats.org/drawingml/2006/picture">
+                  <pic:nvPicPr>
+                    <pic:cNvPr id="0" name="Picture 1"/>
+                    <pic:cNvPicPr>
+                      <a:picLocks noChangeAspect="1" noChangeArrowheads="1"/>
+                    </pic:cNvPicPr>
+                  </pic:nvPicPr>
+                  <pic:blipFill>
+                    <a:blip r:embed="rId5" cstate="print">
+                      <a:extLst>
+                        <a:ext uri="{28A0092B-C50C-407E-A947-70E740481C1C}">
+                          <a14:useLocalDpi xmlns:a14="http://schemas.microsoft.com/office/drawing/2010/main" val="0"/>
+                        </a:ext>
+                      </a:extLst>
+                    </a:blip>
+                    <a:srcRect/>
+                    <a:stretch>
+                      <a:fillRect/>
+                    </a:stretch>
+                  </pic:blipFill>
+                  <pic:spPr bwMode="auto">
+                    <a:xfrm>
+                      <a:off x="0" y="0"/>
+                      <a:ext cx="5731510" cy="3671570"/>
+                    </a:xfrm>
+                    <a:prstGeom prst="rect">
+                      <a:avLst/>
+                    </a:prstGeom>
+                    <a:noFill/>
+                    <a:ln>
+                      <a:noFill/>
+                    </a:ln>
+                  </pic:spPr>
+                </pic:pic>
+              </a:graphicData>
+            </a:graphic>
+          </wp:inline>
+        </w:drawing>
+      </w:r>
+    </w:p>
+    <w:p>
+      <w:pPr>
+        <w:rPr>
+          <w:b/>
+          <w:bCs/>
+        </w:rPr>
+      </w:pPr>
+      <w:r>
+        <w:rPr>
+          <w:b/>
+          <w:bCs/>
+        </w:rPr>
+        <w:t>3. Architecture Components</w:t>
+      </w:r>
+    </w:p>
+    <w:tbl>
+      <w:tblPr>
+        <w:tblW w:w="0" w:type="auto"/>
+        <w:tblCellSpacing w:w="15" w:type="dxa"/>
+        <w:tblCellMar>
+          <w:top w:w="15" w:type="dxa"/>
+          <w:left w:w="15" w:type="dxa"/>
+          <w:bottom w:w="15" w:type="dxa"/>
+          <w:right w:w="15" w:type="dxa"/>
+        </w:tblCellMar>
+        <w:tblLook w:val="04A0" w:firstRow="1" w:lastRow="0" w:firstColumn="1" w:lastColumn="0" w:noHBand="0" w:noVBand="1"/>
+      </w:tblPr>
+      <w:tblGrid>
+        <w:gridCol w:w="2124"/>
+        <w:gridCol w:w="6902"/>
+      </w:tblGrid>
+      <w:tr>
+        <w:trPr>
+          <w:tblCellSpacing w:w="15" w:type="dxa"/>
+        </w:trPr>
+        <w:tc>
+          <w:tcPr>
+            <w:tcW w:w="0" w:type="auto"/>
+            <w:vAlign w:val="center"/>
+            <w:hideMark/>
+          </w:tcPr>
+          <w:p>
+            <w:pPr>
+              <w:rPr>
+                <w:b/>
+                <w:bCs/>
+              </w:rPr>
+            </w:pPr>
+            <w:r>
+              <w:rPr>
+                <w:b/>
+                <w:bCs/>
+              </w:rPr>
+              <w:t>Component</w:t>
+            </w:r>
+          </w:p>
+        </w:tc>
+        <w:tc>
+          <w:tcPr>
+            <w:tcW w:w="0" w:type="auto"/>
+            <w:vAlign w:val="center"/>
+            <w:hideMark/>
+          </w:tcPr>
+          <w:p>
+            <w:pPr>
+              <w:rPr>
+                <w:b/>
+                <w:bCs/>
+              </w:rPr>
+            </w:pPr>
+            <w:r>
+              <w:rPr>
+                <w:b/>
+                <w:bCs/>
+              </w:rPr>
+              <w:t>Description</w:t>
+            </w:r>
+          </w:p>
+        </w:tc>
+      </w:tr>
+      <w:tr>
+        <w:trPr>
+          <w:tblCellSpacing w:w="15" w:type="dxa"/>
+        </w:trPr>
+        <w:tc>
+          <w:tcPr>
+            <w:tcW w:w="0" w:type="auto"/>
+            <w:vAlign w:val="center"/>
+            <w:hideMark/>
+          </w:tcPr>
+          <w:p>
+            <w:r>
+              <w:t>User Login</w:t>
+            </w:r>
+          </w:p>
+        </w:tc>
+        <w:tc>
+          <w:tcPr>
+            <w:tcW w:w="0" w:type="auto"/>
+            <w:vAlign w:val="center"/>
+            <w:hideMark/>
+          </w:tcPr>
+          <w:p>
+            <w:r>
+              <w:t>Authenticates users before accessing the application.</w:t>
+            </w:r>
+          </w:p>
+        </w:tc>
+      </w:tr>
+      <w:tr>
+        <w:trPr>
+          <w:tblCellSpacing w:w="15" w:type="dxa"/>
+        </w:trPr>
+        <w:tc>
+          <w:tcPr>
+            <w:tcW w:w="0" w:type="auto"/>
+            <w:vAlign w:val="center"/>
+            <w:hideMark/>
+          </w:tcPr>
+          <w:p>
+            <w:r>
+              <w:t>ServiceNow Web Interface</w:t>
+            </w:r>
+          </w:p>
+        </w:tc>
+        <w:tc>
+          <w:tcPr>
+            <w:tcW w:w="0" w:type="auto"/>
+            <w:vAlign w:val="center"/>
+            <w:hideMark/>
+          </w:tcPr>
+          <w:p>
+            <w:r>
+              <w:t>Allows users to view and manage institution details.</w:t>
+            </w:r>
+          </w:p>
+        </w:tc>
+      </w:tr>
+      <w:tr>
+        <w:trPr>
+          <w:tblCellSpacing w:w="15" w:type="dxa"/>
+        </w:trPr>
+        <w:tc>
+          <w:tcPr>
+            <w:tcW w:w="0" w:type="auto"/>
+            <w:vAlign w:val="center"/>
+            <w:hideMark/>
+          </w:tcPr>
+          <w:p>
+            <w:r>
+              <w:t>Institution Details Table</w:t>
+            </w:r>
+          </w:p>
+        </w:tc>
+        <w:tc>
+          <w:tcPr>
+            <w:tcW w:w="0" w:type="auto"/>
+            <w:vAlign w:val="center"/>
+            <w:hideMark/>
+          </w:tcPr>
+          <w:p>
+            <w:r>
+              <w:t>Stores student roll number, student name, faculty name, branch, email, phone number, and description.</w:t>
+            </w:r>
+          </w:p>
+        </w:tc>
+      </w:tr>
+      <w:tr>
+        <w:trPr>
+          <w:tblCellSpacing w:w="15" w:type="dxa"/>
+        </w:trPr>
+        <w:tc>
+          <w:tcPr>
+            <w:tcW w:w="0" w:type="auto"/>
+            <w:vAlign w:val="center"/>
+            <w:hideMark/>
+          </w:tcPr>
+          <w:p>
+            <w:r>
+              <w:t>Access Control Layer (ACL)</w:t>
+            </w:r>
+          </w:p>
+        </w:tc>
+        <w:tc>
+          <w:tcPr>
+            <w:tcW w:w="0" w:type="auto"/>
+            <w:vAlign w:val="center"/>
+            <w:hideMark/>
+          </w:tcPr>
+          <w:p>
+            <w:r>
+              <w:t>Controls who can read, create, update, and delete records.</w:t>
+            </w:r>
+          </w:p>
+        </w:tc>
+      </w:tr>
+      <w:tr>
+        <w:trPr>
+          <w:tblCellSpacing w:w="15" w:type="dxa"/>
+        </w:trPr>
+        <w:tc>
+          <w:tcPr>
+            <w:tcW w:w="0" w:type="auto"/>
+            <w:vAlign w:val="center"/>
+            <w:hideMark/>
+          </w:tcPr>
+          <w:p>
+            <w:r>
+              <w:t>Role Validation</w:t>
+            </w:r>
+          </w:p>
+        </w:tc>
+        <w:tc>
+          <w:tcPr>
+            <w:tcW w:w="0" w:type="auto"/>
+            <w:vAlign w:val="center"/>
+            <w:hideMark/>
+          </w:tcPr>
+          <w:p>
+            <w:r>
+              <w:t>Checks roles bb1, bb2, bb3, and bb4 for the relevant operations.</w:t>
+            </w:r>
+          </w:p>
+        </w:tc>
+      </w:tr>
+      <w:tr>
+        <w:trPr>
+          <w:tblCellSpacing w:w="15" w:type="dxa"/>
+        </w:trPr>
+        <w:tc>
+          <w:tcPr>
+            <w:tcW w:w="0" w:type="auto"/>
+            <w:vAlign w:val="center"/>
+            <w:hideMark/>
+          </w:tcPr>
+          <w:p>
+            <w:r>
+              <w:lastRenderedPageBreak/>
+              <w:t>Branch Validation</w:t>
+            </w:r>
+          </w:p>
+        </w:tc>
+        <w:tc>
+          <w:tcPr>
+            <w:tcW w:w="0" w:type="auto"/>
+            <w:vAlign w:val="center"/>
+            <w:hideMark/>
+          </w:tcPr>
+          <w:p>
+            <w:r>
+              <w:t>Restricts Read access to EEE records when the branch condition is configured.</w:t>
+            </w:r>
+          </w:p>
+        </w:tc>
+      </w:tr>
+      <w:tr>
+        <w:trPr>
+          <w:tblCellSpacing w:w="15" w:type="dxa"/>
+        </w:trPr>
+        <w:tc>
+          <w:tcPr>
+            <w:tcW w:w="0" w:type="auto"/>
+            <w:vAlign w:val="center"/>
+            <w:hideMark/>
+          </w:tcPr>
+          <w:p>
+            <w:r>
+              <w:t>Admin Access</w:t>
+            </w:r>
+          </w:p>
+        </w:tc>
+        <w:tc>
+          <w:tcPr>
+            <w:tcW w:w="0" w:type="auto"/>
+            <w:vAlign w:val="center"/>
+            <w:hideMark/>
+          </w:tcPr>
+          <w:p>
+            <w:r>
+              <w:t>Allows administrators full access, according to the project requirement.</w:t>
+            </w:r>
+          </w:p>
+        </w:tc>
+      </w:tr>
+      <w:tr>
+        <w:trPr>
+          <w:tblCellSpacing w:w="15" w:type="dxa"/>
+        </w:trPr>
+        <w:tc>
+          <w:tcPr>
+            <w:tcW w:w="0" w:type="auto"/>
+            <w:vAlign w:val="center"/>
+            <w:hideMark/>
+          </w:tcPr>
+          <w:p>
+            <w:r>
+              <w:t>Access Result</w:t>
+            </w:r>
+          </w:p>
+        </w:tc>
+        <w:tc>
+          <w:tcPr>
+            <w:tcW w:w="0" w:type="auto"/>
+            <w:vAlign w:val="center"/>
+            <w:hideMark/>
+          </w:tcPr>
+          <w:p>
+            <w:r>
+              <w:t>Permits authorized operations and denies unauthorized requests.</w:t>
+            </w:r>
+          </w:p>
+        </w:tc>
+      </w:tr>
+    </w:tbl>
+    <w:p>
+      <w:pPr>
+        <w:rPr>
+          <w:b/>
+          <w:bCs/>
+        </w:rPr>
+      </w:pPr>
+      <w:r>
+        <w:rPr>
+          <w:b/>
+          <w:bCs/>
+        </w:rPr>
+        <w:t>4. Working Principle</w:t>
+      </w:r>
+    </w:p>
+    <w:p>
+      <w:pPr>
+        <w:numPr>
+          <w:ilvl w:val="0"/>
+          <w:numId w:val="18"/>
+        </w:numPr>
+      </w:pPr>
+      <w:r>
+        <w:t>The user logs in to ServiceNow.</w:t>
+      </w:r>
+    </w:p>
+    <w:p>
+      <w:pPr>
+        <w:numPr>
+          <w:ilvl w:val="0"/>
+          <w:numId w:val="18"/>
+        </w:numPr>
+      </w:pPr>
+      <w:r>
+        <w:t>The user opens the Institution Details table.</w:t>
+      </w:r>
+    </w:p>
+    <w:p>
+      <w:pPr>
+        <w:numPr>
+          <w:ilvl w:val="0"/>
+          <w:numId w:val="18"/>
+        </w:numPr>
+      </w:pPr>
+      <w:r>
+        <w:t>ServiceNow checks the relevant ACL for the requested operation.</w:t>
+      </w:r>
+    </w:p>
+    <w:p>
+      <w:pPr>
+        <w:numPr>
+          <w:ilvl w:val="0"/>
+          <w:numId w:val="18"/>
+        </w:numPr>
+      </w:pPr>
+      <w:r>
+        <w:t>The ACL validates the user's role and, for Read access, the EEE branch condition.</w:t>
+      </w:r>
+    </w:p>
+    <w:p>
+      <w:pPr>
+        <w:numPr>
+          <w:ilvl w:val="0"/>
+          <w:numId w:val="18"/>
+        </w:numPr>
+      </w:pPr>
+      <w:r>
+        <w:t>Authorized users can perform the permitted operation; unauthorized requests are denied.</w:t>
+      </w:r>
+    </w:p>
+    <w:p>
+      <w:pPr>
+        <w:numPr>
+          <w:ilvl w:val="0"/>
+          <w:numId w:val="18"/>
+        </w:numPr>
+      </w:pPr>
+      <w:r>
+        <w:t>Administrators receive full access as configured.</w:t>
+      </w:r>
+    </w:p>
+    <w:p>
+      <w:pPr>
+        <w:rPr>
+          <w:b/>
+          <w:bCs/>
+        </w:rPr>
+      </w:pPr>
+      <w:r>
+        <w:rPr>
+          <w:b/>
+          <w:bCs/>
+        </w:rPr>
+        <w:t>5. Expected Outcome</w:t>
+      </w:r>
+    </w:p>
+    <w:p>
+      <w:r>
+        <w:t>The architecture provides centralized access control for institution records. It separates permissions for Read, Create, Write, and Delete operations and supports branch-based restrictions to improve data privacy and security.</w:t>
       </w:r>
     </w:p>
     <w:p/>
@@ -3984,6 +4953,119 @@
         <w:rFonts w:ascii="Wingdings" w:hAnsi="Wingdings" w:hint="default"/>
         <w:sz w:val="20"/>
       </w:rPr>
+    </w:lvl>
+  </w:abstractNum>
+  <w:abstractNum w:abstractNumId="17" w15:restartNumberingAfterBreak="0">
+    <w:nsid w:val="7BAF342F"/>
+    <w:multiLevelType w:val="multilevel"/>
+    <w:tmpl w:val="6A0CBAEC"/>
+    <w:lvl w:ilvl="0">
+      <w:start w:val="1"/>
+      <w:numFmt w:val="decimal"/>
+      <w:lvlText w:val="%1."/>
+      <w:lvlJc w:val="left"/>
+      <w:pPr>
+        <w:tabs>
+          <w:tab w:val="num" w:pos="720"/>
+        </w:tabs>
+        <w:ind w:left="720" w:hanging="360"/>
+      </w:pPr>
+    </w:lvl>
+    <w:lvl w:ilvl="1" w:tentative="1">
+      <w:start w:val="1"/>
+      <w:numFmt w:val="decimal"/>
+      <w:lvlText w:val="%2."/>
+      <w:lvlJc w:val="left"/>
+      <w:pPr>
+        <w:tabs>
+          <w:tab w:val="num" w:pos="1440"/>
+        </w:tabs>
+        <w:ind w:left="1440" w:hanging="360"/>
+      </w:pPr>
+    </w:lvl>
+    <w:lvl w:ilvl="2" w:tentative="1">
+      <w:start w:val="1"/>
+      <w:numFmt w:val="decimal"/>
+      <w:lvlText w:val="%3."/>
+      <w:lvlJc w:val="left"/>
+      <w:pPr>
+        <w:tabs>
+          <w:tab w:val="num" w:pos="2160"/>
+        </w:tabs>
+        <w:ind w:left="2160" w:hanging="360"/>
+      </w:pPr>
+    </w:lvl>
+    <w:lvl w:ilvl="3" w:tentative="1">
+      <w:start w:val="1"/>
+      <w:numFmt w:val="decimal"/>
+      <w:lvlText w:val="%4."/>
+      <w:lvlJc w:val="left"/>
+      <w:pPr>
+        <w:tabs>
+          <w:tab w:val="num" w:pos="2880"/>
+        </w:tabs>
+        <w:ind w:left="2880" w:hanging="360"/>
+      </w:pPr>
+    </w:lvl>
+    <w:lvl w:ilvl="4" w:tentative="1">
+      <w:start w:val="1"/>
+      <w:numFmt w:val="decimal"/>
+      <w:lvlText w:val="%5."/>
+      <w:lvlJc w:val="left"/>
+      <w:pPr>
+        <w:tabs>
+          <w:tab w:val="num" w:pos="3600"/>
+        </w:tabs>
+        <w:ind w:left="3600" w:hanging="360"/>
+      </w:pPr>
+    </w:lvl>
+    <w:lvl w:ilvl="5" w:tentative="1">
+      <w:start w:val="1"/>
+      <w:numFmt w:val="decimal"/>
+      <w:lvlText w:val="%6."/>
+      <w:lvlJc w:val="left"/>
+      <w:pPr>
+        <w:tabs>
+          <w:tab w:val="num" w:pos="4320"/>
+        </w:tabs>
+        <w:ind w:left="4320" w:hanging="360"/>
+      </w:pPr>
+    </w:lvl>
+    <w:lvl w:ilvl="6" w:tentative="1">
+      <w:start w:val="1"/>
+      <w:numFmt w:val="decimal"/>
+      <w:lvlText w:val="%7."/>
+      <w:lvlJc w:val="left"/>
+      <w:pPr>
+        <w:tabs>
+          <w:tab w:val="num" w:pos="5040"/>
+        </w:tabs>
+        <w:ind w:left="5040" w:hanging="360"/>
+      </w:pPr>
+    </w:lvl>
+    <w:lvl w:ilvl="7" w:tentative="1">
+      <w:start w:val="1"/>
+      <w:numFmt w:val="decimal"/>
+      <w:lvlText w:val="%8."/>
+      <w:lvlJc w:val="left"/>
+      <w:pPr>
+        <w:tabs>
+          <w:tab w:val="num" w:pos="5760"/>
+        </w:tabs>
+        <w:ind w:left="5760" w:hanging="360"/>
+      </w:pPr>
+    </w:lvl>
+    <w:lvl w:ilvl="8" w:tentative="1">
+      <w:start w:val="1"/>
+      <w:numFmt w:val="decimal"/>
+      <w:lvlText w:val="%9."/>
+      <w:lvlJc w:val="left"/>
+      <w:pPr>
+        <w:tabs>
+          <w:tab w:val="num" w:pos="6480"/>
+        </w:tabs>
+        <w:ind w:left="6480" w:hanging="360"/>
+      </w:pPr>
     </w:lvl>
   </w:abstractNum>
   <w:num w:numId="1" w16cid:durableId="8606475">
@@ -4036,6 +5118,9 @@
   </w:num>
   <w:num w:numId="17" w16cid:durableId="365326976">
     <w:abstractNumId w:val="7"/>
+  </w:num>
+  <w:num w:numId="18" w16cid:durableId="1287271008">
+    <w:abstractNumId w:val="17"/>
   </w:num>
 </w:numbering>
 </file>
